--- a/klagomål/A 27571-2025 FSC-klagomål.docx
+++ b/klagomål/A 27571-2025 FSC-klagomål.docx
@@ -1056,7 +1056,7 @@
     <w:r>
       <w:tab/>
       <w:tab/>
-      <w:t>2026-09-14</w:t>
+      <w:t>2026-09-15</w:t>
       <w:br/>
       <w:br/>
     </w:r>

--- a/klagomål/A 27571-2025 FSC-klagomål.docx
+++ b/klagomål/A 27571-2025 FSC-klagomål.docx
@@ -1056,7 +1056,7 @@
     <w:r>
       <w:tab/>
       <w:tab/>
-      <w:t>2026-09-15</w:t>
+      <w:t>2026-09-16</w:t>
       <w:br/>
       <w:br/>
     </w:r>

--- a/klagomål/A 27571-2025 FSC-klagomål.docx
+++ b/klagomål/A 27571-2025 FSC-klagomål.docx
@@ -1056,7 +1056,7 @@
     <w:r>
       <w:tab/>
       <w:tab/>
-      <w:t>2026-09-16</w:t>
+      <w:t>2026-09-17</w:t>
       <w:br/>
       <w:br/>
     </w:r>

--- a/klagomål/A 27571-2025 FSC-klagomål.docx
+++ b/klagomål/A 27571-2025 FSC-klagomål.docx
@@ -1056,7 +1056,7 @@
     <w:r>
       <w:tab/>
       <w:tab/>
-      <w:t>2026-09-17</w:t>
+      <w:t>2026-09-18</w:t>
       <w:br/>
       <w:br/>
     </w:r>

--- a/klagomål/A 27571-2025 FSC-klagomål.docx
+++ b/klagomål/A 27571-2025 FSC-klagomål.docx
@@ -1056,7 +1056,7 @@
     <w:r>
       <w:tab/>
       <w:tab/>
-      <w:t>2026-09-18</w:t>
+      <w:t>2026-09-19</w:t>
       <w:br/>
       <w:br/>
     </w:r>

--- a/klagomål/A 27571-2025 FSC-klagomål.docx
+++ b/klagomål/A 27571-2025 FSC-klagomål.docx
@@ -1056,7 +1056,7 @@
     <w:r>
       <w:tab/>
       <w:tab/>
-      <w:t>2026-09-19</w:t>
+      <w:t>2026-09-21</w:t>
       <w:br/>
       <w:br/>
     </w:r>

--- a/klagomål/A 27571-2025 FSC-klagomål.docx
+++ b/klagomål/A 27571-2025 FSC-klagomål.docx
@@ -1056,7 +1056,7 @@
     <w:r>
       <w:tab/>
       <w:tab/>
-      <w:t>2026-09-21</w:t>
+      <w:t>2026-09-23</w:t>
       <w:br/>
       <w:br/>
     </w:r>

--- a/klagomål/A 27571-2025 FSC-klagomål.docx
+++ b/klagomål/A 27571-2025 FSC-klagomål.docx
@@ -178,7 +178,7 @@
       <w:r>
         <w:drawing>
           <wp:inline xmlns:a="http://schemas.openxmlformats.org/drawingml/2006/main" xmlns:pic="http://schemas.openxmlformats.org/drawingml/2006/picture">
-            <wp:extent cx="5486400" cy="5124411"/>
+            <wp:extent cx="5486400" cy="5243188"/>
             <wp:docPr id="1" name="Picture 1"/>
             <wp:cNvGraphicFramePr>
               <a:graphicFrameLocks noChangeAspect="1"/>
@@ -199,7 +199,7 @@
                   <pic:spPr>
                     <a:xfrm>
                       <a:off x="0" y="0"/>
-                      <a:ext cx="5486400" cy="5124411"/>
+                      <a:ext cx="5486400" cy="5243188"/>
                     </a:xfrm>
                     <a:prstGeom prst="rect"/>
                   </pic:spPr>
@@ -221,7 +221,7 @@
     </w:p>
     <w:p>
       <w:r>
-        <w:t>I och inom 25 meter från avverkningsanmälan finns fynd av 6 naturvårdsarter, varav 6 är rödlistade, 1 är fridlyst och 5 är typiska (T): gräddporing (VU, T), dvärgbägarlav (NT, T), harticka (NT, T), tretåig hackspett (NT, T, §4), ullticka (NT, T) och vedflamlav (NT). Se Figur 1.</w:t>
+        <w:t>I och inom 25 meter från avverkningsanmälan finns fynd av 12 naturvårdsarter, varav 11 är rödlistade, 1 är fridlyst, 8 är typiska (T) och 1 är signalart (S): garnlav (VU, T), grantickeporing (VU), gräddporing (VU, T), blanksvart spiklav (NT), dvärgbägarlav (NT, T), harticka (NT, T), rosenticka (NT, T), skarp dropptaggsvamp (NT), tretåig hackspett (NT, T, §4), ullticka (NT, T), vedflamlav (NT) och norrlandslav (S, T). Se Figur 1.</w:t>
       </w:r>
     </w:p>
     <w:p>
@@ -252,6 +252,46 @@
         <w:rPr>
           <w:b/>
         </w:rPr>
+        <w:t>Garnlav (VU)</w:t>
+      </w:r>
+      <w:r>
+        <w:t xml:space="preserve"> är en utpräglad barrskogsart som ibland kan drapera träden i norrländska grannaturskogar med hög luftfuktighet. Den förekommer även i talldominerade bestånd där den, förutom i trädens grenverk, påträffas hängande över ojämnheter i tallbarken. Arten har minskat starkt i södra och mellersta Sverige och den minskar även i sitt nordliga utbredningsområde. Minskningstakten uppgår till 30 (20–50) % inom 50 år och överstiger gränsvärdet för Sårbar (VU). Orsaken till tillbakagången beror främst på slutavverkningar av naturskogsartade skogar. Bestånd med riklig förekomst bör regelmässigt sparas, vilket även gynnar flera andra sällsynta och rödlistade arter. Garnlav är värdväxt för den mycket sällsynta och akut hotade fjärilen barrskogslavfly (CR) som hör hemma i boreala barrskogar med riklig förekomst av värdväxten. Tidigare kunde arten konstateras årligen på flera platser vid Dala-Floda i Dalarna innan lokalerna kalavverkades. Senaste fyndet i landet av barrskogslavfly är från år 2000 då den påträffades vid Högberget i Sollefteå kommun. Garnlav är typisk art för </w:t>
+      </w:r>
+      <w:r>
+        <w:rPr>
+          <w:i/>
+        </w:rPr>
+        <w:t xml:space="preserve">9010 Taiga </w:t>
+      </w:r>
+      <w:r>
+        <w:t>och</w:t>
+      </w:r>
+      <w:r>
+        <w:rPr>
+          <w:i/>
+        </w:rPr>
+        <w:t xml:space="preserve"> 9070 Trädklädd betesmark</w:t>
+      </w:r>
+      <w:r>
+        <w:t xml:space="preserve"> (SLU Artdatabanken, 2026).</w:t>
+      </w:r>
+    </w:p>
+    <w:p>
+      <w:r>
+        <w:rPr>
+          <w:b/>
+        </w:rPr>
+        <w:t>Grantickeporing (VU)</w:t>
+      </w:r>
+      <w:r>
+        <w:t xml:space="preserve"> växer på murken ved och döda fruktkroppar av granticka och gränsticka (VU). Den förekommer i naturskogsliknade granskogar, gärna i fuktiga miljöer vid källbäckar och liknande. Avverkning av naturskogslika miljöer och av grova granar där grantickeporing förekommer är ett direkt hot mot artens fortlevnad. Gamla granskogar som hyser arten undantas helt från skogsbruk (SLU Artdatabanken, 2026).</w:t>
+      </w:r>
+    </w:p>
+    <w:p>
+      <w:r>
+        <w:rPr>
+          <w:b/>
+        </w:rPr>
         <w:t>Gräddporing (VU)</w:t>
       </w:r>
       <w:r>
@@ -272,6 +312,17 @@
         <w:rPr>
           <w:b/>
         </w:rPr>
+        <w:t>Blanksvart spiklav (NT)</w:t>
+      </w:r>
+      <w:r>
+        <w:t xml:space="preserve"> förekommer på torr, hård, gammal kärnved men även på äldre ytved av tall i naturskogsartade bestånd med begränsad brandpåverkan och ostörd hydrologi. Skogsbruksåtgärder på eller i närheten av lokaler med blanksvart spiklav utgör ett hot. Naturskogsartade öppna tall- och barrblandskogar med blanksvart spiklav indikerar höga biologiska värden och bör bevaras (SLU Artdatabanken, 2024).</w:t>
+      </w:r>
+    </w:p>
+    <w:p>
+      <w:r>
+        <w:rPr>
+          <w:b/>
+        </w:rPr>
         <w:t>Dvärgbägarlav (NT)</w:t>
       </w:r>
       <w:r>
@@ -321,6 +372,46 @@
         <w:rPr>
           <w:b/>
         </w:rPr>
+        <w:t>Rosenticka (NT)</w:t>
+      </w:r>
+      <w:r>
+        <w:t xml:space="preserve">, rödlistad som nära hotad, ingår i en karaktäristisk association av vedsvampar som växer på gamla, grova granlågor i urskogsartade barrskogar. Den är placerad i toppen av Skogsstyrelsens värdepyramid för bedömning av skog med höga naturvärden och indikerar ett granskogsekosystem med långvarig kontinuitet av grova lågor. Artens beroende av grova granlågor innebär att alla skogsskötselåtgärder på eller i omedelbar närhet av lokalerna utgör ett hot på lång sikt. Det är angeläget att populationerna inte ytterligare glesas ut och ett tillräckligt antal områden där arten nu finns måste sparas för framtiden. Rosenticka är typisk art för </w:t>
+      </w:r>
+      <w:r>
+        <w:rPr>
+          <w:i/>
+        </w:rPr>
+        <w:t xml:space="preserve">9010 Taiga </w:t>
+      </w:r>
+      <w:r>
+        <w:t xml:space="preserve">och </w:t>
+      </w:r>
+      <w:r>
+        <w:rPr>
+          <w:i/>
+        </w:rPr>
+        <w:t>9050 Näringsrik granskog</w:t>
+      </w:r>
+      <w:r>
+        <w:t xml:space="preserve"> (Nitare &amp; Skogsstyrelsen, 2019; SLU Artdatabanken, 2024).</w:t>
+      </w:r>
+    </w:p>
+    <w:p>
+      <w:r>
+        <w:rPr>
+          <w:b/>
+        </w:rPr>
+        <w:t xml:space="preserve">Skarp dropptaggsvamp (NT) </w:t>
+      </w:r>
+      <w:r>
+        <w:t>bildar mykorrhiza med både gran och tall, främst i barrskogar med trädkontinuitet. Arten uppträder dels i näringsrik kalkbarrskog och dels i sur lavtallskog. Kalkbarrskogarna är ofta grandominerade, olikåldriga och skiktade på frisk mark med ett örtrikt vegetationsskikt. Lavtallskogarna är i regel magra, torra, ljusöppna och ofta brandpräglade. Den totala populationen i landet har minskat och bedöms fortsätta minska till följd av avverkning av äldre barrskogar. Arten har begränsad förmåga att återetablera sig efter slutavverkning eller andra storskaliga skogsbruksåtgärder. Det saknas indikationer på att arten långsiktigt kan etablera eller reproducera sig i skogsbestånd som brukas med metoder som trakthyggesbruk, markberedning, gödsling eller föryngring med förädlat plantmaterial. Minskningstakten för den svenska populationen bedöms vara nära gränsvärdet för Sårbar (VU) (SLU Artdatabanken, 2026).</w:t>
+      </w:r>
+    </w:p>
+    <w:p>
+      <w:r>
+        <w:rPr>
+          <w:b/>
+        </w:rPr>
         <w:t>Tretåig hackspett (NT, §4)</w:t>
       </w:r>
       <w:r>
@@ -419,6 +510,35 @@
       </w:r>
       <w:r>
         <w:t xml:space="preserve"> (VU) påträffas (SLU Artdatabanken, 2026).</w:t>
+      </w:r>
+    </w:p>
+    <w:p>
+      <w:r>
+        <w:rPr>
+          <w:b/>
+        </w:rPr>
+        <w:t xml:space="preserve">Norrlandslav </w:t>
+      </w:r>
+      <w:r>
+        <w:t xml:space="preserve">indikerar söder om den naturliga norrlandsgränsen barrskogsbeklädda bergbranter eller andra ostörda skogsmiljöer med höga naturvärden. Norrlandslav är typisk art för </w:t>
+      </w:r>
+      <w:r>
+        <w:rPr>
+          <w:i/>
+        </w:rPr>
+        <w:t xml:space="preserve">9010 Taiga, 8110 Silikatrasmarker </w:t>
+      </w:r>
+      <w:r>
+        <w:t>och</w:t>
+      </w:r>
+      <w:r>
+        <w:rPr>
+          <w:i/>
+        </w:rPr>
+        <w:t xml:space="preserve"> 8120 Kalkrasmarker </w:t>
+      </w:r>
+      <w:r>
+        <w:t>(Nitare &amp; Skogsstyrelsen, 2000; SLU Artdatabanken, 2025).</w:t>
       </w:r>
     </w:p>
     <w:p>
@@ -527,7 +647,7 @@
         <w:rPr>
           <w:i/>
         </w:rPr>
-        <w:t>I det avverkningsanmälda skogsområdet har 6 naturvårdsarter varav 6 rödlistade arter sina livsmiljöer och växtplatser.</w:t>
+        <w:t>I det avverkningsanmälda skogsområdet har 12 naturvårdsarter varav 11 rödlistade arter sina livsmiljöer och växtplatser.</w:t>
       </w:r>
     </w:p>
     <w:p>
@@ -1056,7 +1176,7 @@
     <w:r>
       <w:tab/>
       <w:tab/>
-      <w:t>2026-09-23</w:t>
+      <w:t>2026-09-24</w:t>
       <w:br/>
       <w:br/>
     </w:r>

--- a/klagomål/A 27571-2025 FSC-klagomål.docx
+++ b/klagomål/A 27571-2025 FSC-klagomål.docx
@@ -1176,7 +1176,7 @@
     <w:r>
       <w:tab/>
       <w:tab/>
-      <w:t>2026-09-24</w:t>
+      <w:t>2026-09-25</w:t>
       <w:br/>
       <w:br/>
     </w:r>

--- a/klagomål/A 27571-2025 FSC-klagomål.docx
+++ b/klagomål/A 27571-2025 FSC-klagomål.docx
@@ -1176,7 +1176,7 @@
     <w:r>
       <w:tab/>
       <w:tab/>
-      <w:t>2026-09-25</w:t>
+      <w:t>2026-09-26</w:t>
       <w:br/>
       <w:br/>
     </w:r>

--- a/klagomål/A 27571-2025 FSC-klagomål.docx
+++ b/klagomål/A 27571-2025 FSC-klagomål.docx
@@ -1176,7 +1176,7 @@
     <w:r>
       <w:tab/>
       <w:tab/>
-      <w:t>2026-09-26</w:t>
+      <w:t>2026-09-27</w:t>
       <w:br/>
       <w:br/>
     </w:r>

--- a/klagomål/A 27571-2025 FSC-klagomål.docx
+++ b/klagomål/A 27571-2025 FSC-klagomål.docx
@@ -1176,7 +1176,7 @@
     <w:r>
       <w:tab/>
       <w:tab/>
-      <w:t>2026-09-27</w:t>
+      <w:t>2026-09-28</w:t>
       <w:br/>
       <w:br/>
     </w:r>

--- a/klagomål/A 27571-2025 FSC-klagomål.docx
+++ b/klagomål/A 27571-2025 FSC-klagomål.docx
@@ -1176,7 +1176,7 @@
     <w:r>
       <w:tab/>
       <w:tab/>
-      <w:t>2026-09-28</w:t>
+      <w:t>2026-09-29</w:t>
       <w:br/>
       <w:br/>
     </w:r>

--- a/klagomål/A 27571-2025 FSC-klagomål.docx
+++ b/klagomål/A 27571-2025 FSC-klagomål.docx
@@ -1176,7 +1176,7 @@
     <w:r>
       <w:tab/>
       <w:tab/>
-      <w:t>2026-09-29</w:t>
+      <w:t>2026-09-30</w:t>
       <w:br/>
       <w:br/>
     </w:r>

--- a/klagomål/A 27571-2025 FSC-klagomål.docx
+++ b/klagomål/A 27571-2025 FSC-klagomål.docx
@@ -1176,7 +1176,7 @@
     <w:r>
       <w:tab/>
       <w:tab/>
-      <w:t>2026-09-30</w:t>
+      <w:t>2026-10-01</w:t>
       <w:br/>
       <w:br/>
     </w:r>

--- a/klagomål/A 27571-2025 FSC-klagomål.docx
+++ b/klagomål/A 27571-2025 FSC-klagomål.docx
@@ -1176,7 +1176,7 @@
     <w:r>
       <w:tab/>
       <w:tab/>
-      <w:t>2026-10-01</w:t>
+      <w:t>2026-10-02</w:t>
       <w:br/>
       <w:br/>
     </w:r>

--- a/klagomål/A 27571-2025 FSC-klagomål.docx
+++ b/klagomål/A 27571-2025 FSC-klagomål.docx
@@ -1176,7 +1176,7 @@
     <w:r>
       <w:tab/>
       <w:tab/>
-      <w:t>2026-10-02</w:t>
+      <w:t>2026-10-03</w:t>
       <w:br/>
       <w:br/>
     </w:r>

--- a/klagomål/A 27571-2025 FSC-klagomål.docx
+++ b/klagomål/A 27571-2025 FSC-klagomål.docx
@@ -1176,7 +1176,7 @@
     <w:r>
       <w:tab/>
       <w:tab/>
-      <w:t>2026-10-03</w:t>
+      <w:t>2026-10-04</w:t>
       <w:br/>
       <w:br/>
     </w:r>

--- a/klagomål/A 27571-2025 FSC-klagomål.docx
+++ b/klagomål/A 27571-2025 FSC-klagomål.docx
@@ -1176,7 +1176,7 @@
     <w:r>
       <w:tab/>
       <w:tab/>
-      <w:t>2026-10-04</w:t>
+      <w:t>2026-10-05</w:t>
       <w:br/>
       <w:br/>
     </w:r>

--- a/klagomål/A 27571-2025 FSC-klagomål.docx
+++ b/klagomål/A 27571-2025 FSC-klagomål.docx
@@ -1176,7 +1176,7 @@
     <w:r>
       <w:tab/>
       <w:tab/>
-      <w:t>2026-10-05</w:t>
+      <w:t>2026-10-06</w:t>
       <w:br/>
       <w:br/>
     </w:r>

--- a/klagomål/A 27571-2025 FSC-klagomål.docx
+++ b/klagomål/A 27571-2025 FSC-klagomål.docx
@@ -1176,7 +1176,7 @@
     <w:r>
       <w:tab/>
       <w:tab/>
-      <w:t>2026-10-06</w:t>
+      <w:t>2026-10-07</w:t>
       <w:br/>
       <w:br/>
     </w:r>

--- a/klagomål/A 27571-2025 FSC-klagomål.docx
+++ b/klagomål/A 27571-2025 FSC-klagomål.docx
@@ -1176,7 +1176,7 @@
     <w:r>
       <w:tab/>
       <w:tab/>
-      <w:t>2026-10-07</w:t>
+      <w:t>2026-10-08</w:t>
       <w:br/>
       <w:br/>
     </w:r>

--- a/klagomål/A 27571-2025 FSC-klagomål.docx
+++ b/klagomål/A 27571-2025 FSC-klagomål.docx
@@ -1176,7 +1176,7 @@
     <w:r>
       <w:tab/>
       <w:tab/>
-      <w:t>2026-10-08</w:t>
+      <w:t>2026-10-09</w:t>
       <w:br/>
       <w:br/>
     </w:r>

--- a/klagomål/A 27571-2025 FSC-klagomål.docx
+++ b/klagomål/A 27571-2025 FSC-klagomål.docx
@@ -1176,7 +1176,7 @@
     <w:r>
       <w:tab/>
       <w:tab/>
-      <w:t>2026-10-09</w:t>
+      <w:t>2026-10-10</w:t>
       <w:br/>
       <w:br/>
     </w:r>

--- a/klagomål/A 27571-2025 FSC-klagomål.docx
+++ b/klagomål/A 27571-2025 FSC-klagomål.docx
@@ -1176,7 +1176,7 @@
     <w:r>
       <w:tab/>
       <w:tab/>
-      <w:t>2026-10-10</w:t>
+      <w:t>2026-10-11</w:t>
       <w:br/>
       <w:br/>
     </w:r>

--- a/klagomål/A 27571-2025 FSC-klagomål.docx
+++ b/klagomål/A 27571-2025 FSC-klagomål.docx
@@ -1176,7 +1176,7 @@
     <w:r>
       <w:tab/>
       <w:tab/>
-      <w:t>2026-10-11</w:t>
+      <w:t>2026-10-12</w:t>
       <w:br/>
       <w:br/>
     </w:r>

--- a/klagomål/A 27571-2025 FSC-klagomål.docx
+++ b/klagomål/A 27571-2025 FSC-klagomål.docx
@@ -1176,7 +1176,7 @@
     <w:r>
       <w:tab/>
       <w:tab/>
-      <w:t>2026-10-12</w:t>
+      <w:t>2026-10-13</w:t>
       <w:br/>
       <w:br/>
     </w:r>

--- a/klagomål/A 27571-2025 FSC-klagomål.docx
+++ b/klagomål/A 27571-2025 FSC-klagomål.docx
@@ -1176,7 +1176,7 @@
     <w:r>
       <w:tab/>
       <w:tab/>
-      <w:t>2026-10-13</w:t>
+      <w:t>2026-10-14</w:t>
       <w:br/>
       <w:br/>
     </w:r>

--- a/klagomål/A 27571-2025 FSC-klagomål.docx
+++ b/klagomål/A 27571-2025 FSC-klagomål.docx
@@ -1176,7 +1176,7 @@
     <w:r>
       <w:tab/>
       <w:tab/>
-      <w:t>2026-10-14</w:t>
+      <w:t>2026-10-15</w:t>
       <w:br/>
       <w:br/>
     </w:r>

--- a/klagomål/A 27571-2025 FSC-klagomål.docx
+++ b/klagomål/A 27571-2025 FSC-klagomål.docx
@@ -1176,7 +1176,7 @@
     <w:r>
       <w:tab/>
       <w:tab/>
-      <w:t>2026-10-15</w:t>
+      <w:t>2026-10-16</w:t>
       <w:br/>
       <w:br/>
     </w:r>

--- a/klagomål/A 27571-2025 FSC-klagomål.docx
+++ b/klagomål/A 27571-2025 FSC-klagomål.docx
@@ -1176,7 +1176,7 @@
     <w:r>
       <w:tab/>
       <w:tab/>
-      <w:t>2026-10-16</w:t>
+      <w:t>2026-10-17</w:t>
       <w:br/>
       <w:br/>
     </w:r>

--- a/klagomål/A 27571-2025 FSC-klagomål.docx
+++ b/klagomål/A 27571-2025 FSC-klagomål.docx
@@ -1176,7 +1176,7 @@
     <w:r>
       <w:tab/>
       <w:tab/>
-      <w:t>2026-10-17</w:t>
+      <w:t>2026-10-18</w:t>
       <w:br/>
       <w:br/>
     </w:r>

--- a/klagomål/A 27571-2025 FSC-klagomål.docx
+++ b/klagomål/A 27571-2025 FSC-klagomål.docx
@@ -1176,7 +1176,7 @@
     <w:r>
       <w:tab/>
       <w:tab/>
-      <w:t>2026-10-18</w:t>
+      <w:t>2026-10-19</w:t>
       <w:br/>
       <w:br/>
     </w:r>

--- a/klagomål/A 27571-2025 FSC-klagomål.docx
+++ b/klagomål/A 27571-2025 FSC-klagomål.docx
@@ -1176,7 +1176,7 @@
     <w:r>
       <w:tab/>
       <w:tab/>
-      <w:t>2026-10-19</w:t>
+      <w:t>2026-10-20</w:t>
       <w:br/>
       <w:br/>
     </w:r>

--- a/klagomål/A 27571-2025 FSC-klagomål.docx
+++ b/klagomål/A 27571-2025 FSC-klagomål.docx
@@ -1176,7 +1176,7 @@
     <w:r>
       <w:tab/>
       <w:tab/>
-      <w:t>2026-10-20</w:t>
+      <w:t>2026-10-21</w:t>
       <w:br/>
       <w:br/>
     </w:r>

--- a/klagomål/A 27571-2025 FSC-klagomål.docx
+++ b/klagomål/A 27571-2025 FSC-klagomål.docx
@@ -1176,7 +1176,7 @@
     <w:r>
       <w:tab/>
       <w:tab/>
-      <w:t>2026-10-21</w:t>
+      <w:t>2026-10-22</w:t>
       <w:br/>
       <w:br/>
     </w:r>

--- a/klagomål/A 27571-2025 FSC-klagomål.docx
+++ b/klagomål/A 27571-2025 FSC-klagomål.docx
@@ -1176,7 +1176,7 @@
     <w:r>
       <w:tab/>
       <w:tab/>
-      <w:t>2026-10-22</w:t>
+      <w:t>2026-10-23</w:t>
       <w:br/>
       <w:br/>
     </w:r>

--- a/klagomål/A 27571-2025 FSC-klagomål.docx
+++ b/klagomål/A 27571-2025 FSC-klagomål.docx
@@ -1176,7 +1176,7 @@
     <w:r>
       <w:tab/>
       <w:tab/>
-      <w:t>2026-10-23</w:t>
+      <w:t>2026-10-24</w:t>
       <w:br/>
       <w:br/>
     </w:r>

--- a/klagomål/A 27571-2025 FSC-klagomål.docx
+++ b/klagomål/A 27571-2025 FSC-klagomål.docx
@@ -1176,7 +1176,7 @@
     <w:r>
       <w:tab/>
       <w:tab/>
-      <w:t>2026-10-24</w:t>
+      <w:t>2026-10-25</w:t>
       <w:br/>
       <w:br/>
     </w:r>

--- a/klagomål/A 27571-2025 FSC-klagomål.docx
+++ b/klagomål/A 27571-2025 FSC-klagomål.docx
@@ -1176,7 +1176,7 @@
     <w:r>
       <w:tab/>
       <w:tab/>
-      <w:t>2026-10-25</w:t>
+      <w:t>2026-10-26</w:t>
       <w:br/>
       <w:br/>
     </w:r>

--- a/klagomål/A 27571-2025 FSC-klagomål.docx
+++ b/klagomål/A 27571-2025 FSC-klagomål.docx
@@ -1176,7 +1176,7 @@
     <w:r>
       <w:tab/>
       <w:tab/>
-      <w:t>2026-10-26</w:t>
+      <w:t>2026-10-27</w:t>
       <w:br/>
       <w:br/>
     </w:r>

--- a/klagomål/A 27571-2025 FSC-klagomål.docx
+++ b/klagomål/A 27571-2025 FSC-klagomål.docx
@@ -1176,7 +1176,7 @@
     <w:r>
       <w:tab/>
       <w:tab/>
-      <w:t>2026-10-27</w:t>
+      <w:t>2026-10-28</w:t>
       <w:br/>
       <w:br/>
     </w:r>

--- a/klagomål/A 27571-2025 FSC-klagomål.docx
+++ b/klagomål/A 27571-2025 FSC-klagomål.docx
@@ -1176,7 +1176,7 @@
     <w:r>
       <w:tab/>
       <w:tab/>
-      <w:t>2026-10-28</w:t>
+      <w:t>2026-10-29</w:t>
       <w:br/>
       <w:br/>
     </w:r>

--- a/klagomål/A 27571-2025 FSC-klagomål.docx
+++ b/klagomål/A 27571-2025 FSC-klagomål.docx
@@ -1176,7 +1176,7 @@
     <w:r>
       <w:tab/>
       <w:tab/>
-      <w:t>2026-10-29</w:t>
+      <w:t>2026-10-31</w:t>
       <w:br/>
       <w:br/>
     </w:r>
